--- a/PW I/Atividade 02 - Tipográfia Alunos.docx
+++ b/PW I/Atividade 02 - Tipográfia Alunos.docx
@@ -24,47 +24,7 @@
     </w:p>
     <w:p>
       <w:pPr>
-        <w:rPr>
-          <w:b/>
-          <w:bCs/>
-          <w:sz w:val="24"/>
-          <w:szCs w:val="24"/>
-        </w:rPr>
-      </w:pPr>
-      <w:r>
-        <w:rPr>
-          <w:b/>
-          <w:bCs/>
-          <w:sz w:val="24"/>
-          <w:szCs w:val="24"/>
-        </w:rPr>
-        <w:t>Objetivo</w:t>
-      </w:r>
-    </w:p>
-    <w:p>
-      <w:pPr>
-        <w:rPr>
-          <w:sz w:val="24"/>
-          <w:szCs w:val="24"/>
-        </w:rPr>
-      </w:pPr>
-      <w:r>
-        <w:rPr>
-          <w:sz w:val="24"/>
-          <w:szCs w:val="24"/>
-        </w:rPr>
-        <w:t>Compreender as principais famílias tipográficas, suas características e aplicações no design gráfico.</w:t>
-      </w:r>
-    </w:p>
-    <w:p>
-      <w:r>
-        <w:pict w14:anchorId="6E1FFAEC">
-          <v:rect id="_x0000_i1025" style="width:0;height:1.5pt" o:hralign="center" o:hrstd="t" o:hr="t" fillcolor="#a0a0a0" stroked="f"/>
-        </w:pict>
-      </w:r>
-    </w:p>
-    <w:p>
-      <w:pPr>
+        <w:jc w:val="center"/>
         <w:rPr>
           <w:b/>
           <w:bCs/>
@@ -79,6 +39,68 @@
           <w:sz w:val="28"/>
           <w:szCs w:val="28"/>
         </w:rPr>
+        <w:t>Nome:matheus de moura herique</w:t>
+      </w:r>
+      <w:bookmarkStart w:id="0" w:name="_GoBack"/>
+      <w:bookmarkEnd w:id="0"/>
+    </w:p>
+    <w:p>
+      <w:pPr>
+        <w:rPr>
+          <w:b/>
+          <w:bCs/>
+          <w:sz w:val="24"/>
+          <w:szCs w:val="24"/>
+        </w:rPr>
+      </w:pPr>
+      <w:r>
+        <w:rPr>
+          <w:b/>
+          <w:bCs/>
+          <w:sz w:val="24"/>
+          <w:szCs w:val="24"/>
+        </w:rPr>
+        <w:t>Objetivo</w:t>
+      </w:r>
+    </w:p>
+    <w:p>
+      <w:pPr>
+        <w:rPr>
+          <w:sz w:val="24"/>
+          <w:szCs w:val="24"/>
+        </w:rPr>
+      </w:pPr>
+      <w:r>
+        <w:rPr>
+          <w:sz w:val="24"/>
+          <w:szCs w:val="24"/>
+        </w:rPr>
+        <w:t>Compreender as principais famílias tipográficas, suas características e aplicações no design gráfico.</w:t>
+      </w:r>
+    </w:p>
+    <w:p>
+      <w:r>
+        <w:pict w14:anchorId="6E1FFAEC">
+          <v:rect id="_x0000_i1025" style="width:0;height:1.5pt" o:hralign="center" o:hrstd="t" o:hr="t" fillcolor="#a0a0a0" stroked="f"/>
+        </w:pict>
+      </w:r>
+    </w:p>
+    <w:p>
+      <w:pPr>
+        <w:rPr>
+          <w:b/>
+          <w:bCs/>
+          <w:sz w:val="28"/>
+          <w:szCs w:val="28"/>
+        </w:rPr>
+      </w:pPr>
+      <w:r>
+        <w:rPr>
+          <w:b/>
+          <w:bCs/>
+          <w:sz w:val="28"/>
+          <w:szCs w:val="28"/>
+        </w:rPr>
         <w:t>Parte 1 – Pesquisa Teórica (5,0 pontos)</w:t>
       </w:r>
     </w:p>
@@ -136,19 +158,10 @@
       </w:r>
       <w:r>
         <w:rPr>
-          <w:rFonts w:ascii="Arial" w:hAnsi="Arial" w:cs="Arial"/>
-          <w:color w:val="001D35"/>
-          <w:shd w:val="clear" w:color="auto" w:fill="D3E3FD"/>
-        </w:rPr>
-        <w:t xml:space="preserve"> </w:t>
-      </w:r>
-      <w:r>
-        <w:rPr>
-          <w:rFonts w:ascii="Arial" w:hAnsi="Arial" w:cs="Arial"/>
-          <w:color w:val="001D35"/>
-          <w:shd w:val="clear" w:color="auto" w:fill="D3E3FD"/>
-        </w:rPr>
-        <w:t>tipos de letra que possuem pequenos traços, "pezinhos" ou prolongamentos nas extremidades das hastes, conhecidos como serifas</w:t>
+          <w:sz w:val="24"/>
+          <w:szCs w:val="24"/>
+        </w:rPr>
+        <w:t xml:space="preserve"> É um tipo de fonte que possui pequenos traços nas extremidades da letra</w:t>
       </w:r>
     </w:p>
     <w:p>
@@ -171,19 +184,10 @@
       </w:r>
       <w:r>
         <w:rPr>
-          <w:rFonts w:ascii="Arial" w:hAnsi="Arial" w:cs="Arial"/>
-          <w:color w:val="001D35"/>
-          <w:shd w:val="clear" w:color="auto" w:fill="D3E3FD"/>
-        </w:rPr>
-        <w:t xml:space="preserve"> </w:t>
-      </w:r>
-      <w:r>
-        <w:rPr>
-          <w:rFonts w:ascii="Arial" w:hAnsi="Arial" w:cs="Arial"/>
-          <w:color w:val="001D35"/>
-          <w:shd w:val="clear" w:color="auto" w:fill="D3E3FD"/>
-        </w:rPr>
-        <w:t>possuírem pequenos traços, rabiscos ou prolongamentos nas extremidades das hastes das letras</w:t>
+          <w:sz w:val="24"/>
+          <w:szCs w:val="24"/>
+        </w:rPr>
+        <w:t xml:space="preserve"> Pequenos traços decorativos nas extremidades da letra</w:t>
       </w:r>
     </w:p>
     <w:p>
@@ -205,16 +209,11 @@
         <w:t>Onde são mais utilizadas?</w:t>
       </w:r>
       <w:r>
-        <w:t xml:space="preserve"> </w:t>
-      </w:r>
-      <w:r>
-        <w:t>Fontes serifadas são mais utilizadas em materiais impressos de leitura longa, como </w:t>
-      </w:r>
-      <w:r>
-        <w:rPr>
-          <w:rStyle w:val="Forte"/>
-        </w:rPr>
-        <w:t>livros, jornais e revistas</w:t>
+        <w:rPr>
+          <w:sz w:val="24"/>
+          <w:szCs w:val="24"/>
+        </w:rPr>
+        <w:t xml:space="preserve"> Livros, jornais e revistas</w:t>
       </w:r>
     </w:p>
     <w:p>
@@ -253,51 +252,10 @@
       </w:r>
       <w:r>
         <w:rPr>
-          <w:rStyle w:val="Ttulo1Char"/>
-          <w:rFonts w:ascii="Arial" w:hAnsi="Arial" w:cs="Arial"/>
-          <w:color w:val="001D35"/>
-        </w:rPr>
-        <w:t xml:space="preserve"> </w:t>
-      </w:r>
-      <w:r>
-        <w:rPr>
-          <w:rStyle w:val="Forte"/>
-          <w:rFonts w:ascii="Arial" w:hAnsi="Arial" w:cs="Arial"/>
-          <w:color w:val="001D35"/>
-        </w:rPr>
-        <w:t>Times New Roman</w:t>
-      </w:r>
-      <w:r>
-        <w:rPr>
-          <w:rFonts w:ascii="Arial" w:hAnsi="Arial" w:cs="Arial"/>
-          <w:color w:val="001D35"/>
-          <w:shd w:val="clear" w:color="auto" w:fill="D3E3FD"/>
-        </w:rPr>
-        <w:t>, a sofisticada </w:t>
-      </w:r>
-      <w:r>
-        <w:rPr>
-          <w:rStyle w:val="Forte"/>
-          <w:rFonts w:ascii="Arial" w:hAnsi="Arial" w:cs="Arial"/>
-          <w:color w:val="001D35"/>
-        </w:rPr>
-        <w:t>Garamond</w:t>
-      </w:r>
-      <w:r>
-        <w:rPr>
-          <w:rFonts w:ascii="Arial" w:hAnsi="Arial" w:cs="Arial"/>
-          <w:color w:val="001D35"/>
-          <w:shd w:val="clear" w:color="auto" w:fill="D3E3FD"/>
-        </w:rPr>
-        <w:t> e a versátil </w:t>
-      </w:r>
-      <w:r>
-        <w:rPr>
-          <w:rStyle w:val="Forte"/>
-          <w:rFonts w:ascii="Arial" w:hAnsi="Arial" w:cs="Arial"/>
-          <w:color w:val="001D35"/>
-        </w:rPr>
-        <w:t>Georgia</w:t>
+          <w:sz w:val="24"/>
+          <w:szCs w:val="24"/>
+        </w:rPr>
+        <w:t xml:space="preserve"> Day Roman Deluce e Cinzel</w:t>
       </w:r>
     </w:p>
     <w:p>
@@ -324,6 +282,46 @@
           <w:szCs w:val="24"/>
         </w:rPr>
         <w:t>Fontes Não Serifadas (Sans-serif) (1,0)</w:t>
+      </w:r>
+    </w:p>
+    <w:p>
+      <w:pPr>
+        <w:numPr>
+          <w:ilvl w:val="0"/>
+          <w:numId w:val="1"/>
+        </w:numPr>
+        <w:rPr>
+          <w:sz w:val="24"/>
+          <w:szCs w:val="24"/>
+        </w:rPr>
+      </w:pPr>
+      <w:r>
+        <w:rPr>
+          <w:sz w:val="24"/>
+          <w:szCs w:val="24"/>
+        </w:rPr>
+        <w:t>O que são?</w:t>
+      </w:r>
+      <w:r>
+        <w:rPr>
+          <w:sz w:val="24"/>
+          <w:szCs w:val="24"/>
+        </w:rPr>
+        <w:t xml:space="preserve"> É um tipo de fonte q</w:t>
+      </w:r>
+      <w:r>
+        <w:rPr>
+          <w:sz w:val="24"/>
+          <w:szCs w:val="24"/>
+        </w:rPr>
+        <w:t>ue não p</w:t>
+      </w:r>
+      <w:r>
+        <w:rPr>
+          <w:sz w:val="24"/>
+          <w:szCs w:val="24"/>
+        </w:rPr>
+        <w:t>ossui pequenos traços nas extremidades da letra</w:t>
       </w:r>
     </w:p>
     <w:p>
@@ -342,39 +340,14 @@
           <w:sz w:val="24"/>
           <w:szCs w:val="24"/>
         </w:rPr>
-        <w:t>O que são?</w:t>
-      </w:r>
-      <w:r>
-        <w:rPr>
-          <w:rFonts w:ascii="Arial" w:hAnsi="Arial" w:cs="Arial"/>
-          <w:color w:val="001D35"/>
-          <w:shd w:val="clear" w:color="auto" w:fill="D3E3FD"/>
-        </w:rPr>
-        <w:t xml:space="preserve"> </w:t>
-      </w:r>
-      <w:r>
-        <w:rPr>
-          <w:rFonts w:ascii="Arial" w:hAnsi="Arial" w:cs="Arial"/>
-          <w:color w:val="001D35"/>
-          <w:shd w:val="clear" w:color="auto" w:fill="D3E3FD"/>
-        </w:rPr>
-        <w:t>tipos de letra que </w:t>
-      </w:r>
-      <w:r>
-        <w:rPr>
-          <w:rStyle w:val="Forte"/>
-          <w:rFonts w:ascii="Arial" w:hAnsi="Arial" w:cs="Arial"/>
-          <w:color w:val="001D35"/>
-        </w:rPr>
-        <w:t>não possuem</w:t>
-      </w:r>
-      <w:r>
-        <w:rPr>
-          <w:rFonts w:ascii="Arial" w:hAnsi="Arial" w:cs="Arial"/>
-          <w:color w:val="001D35"/>
-          <w:shd w:val="clear" w:color="auto" w:fill="D3E3FD"/>
-        </w:rPr>
-        <w:t> pequenos traços, "pés" ou adornos nas extremidades de suas hastes</w:t>
+        <w:t>Quais são suas características visuais?</w:t>
+      </w:r>
+      <w:r>
+        <w:rPr>
+          <w:sz w:val="24"/>
+          <w:szCs w:val="24"/>
+        </w:rPr>
+        <w:t xml:space="preserve"> Linhas simples e limpas na letra</w:t>
       </w:r>
     </w:p>
     <w:p>
@@ -393,23 +366,14 @@
           <w:sz w:val="24"/>
           <w:szCs w:val="24"/>
         </w:rPr>
-        <w:t>Quais são suas características visuais?</w:t>
-      </w:r>
-      <w:r>
-        <w:rPr>
-          <w:rFonts w:ascii="Arial" w:hAnsi="Arial" w:cs="Arial"/>
-          <w:color w:val="001D35"/>
-          <w:shd w:val="clear" w:color="auto" w:fill="D3E3FD"/>
-        </w:rPr>
-        <w:t xml:space="preserve"> </w:t>
-      </w:r>
-      <w:r>
-        <w:rPr>
-          <w:rFonts w:ascii="Arial" w:hAnsi="Arial" w:cs="Arial"/>
-          <w:color w:val="001D35"/>
-          <w:shd w:val="clear" w:color="auto" w:fill="D3E3FD"/>
-        </w:rPr>
-        <w:t>ausência de pequenos traços, serifas ou "pezinhos" nas extremidades das letras</w:t>
+        <w:t>Em quais situações são mais usadas?</w:t>
+      </w:r>
+      <w:r>
+        <w:rPr>
+          <w:sz w:val="24"/>
+          <w:szCs w:val="24"/>
+        </w:rPr>
+        <w:t xml:space="preserve"> Design digital, plubicitarios e documentos informais</w:t>
       </w:r>
     </w:p>
     <w:p>
@@ -428,48 +392,6 @@
           <w:sz w:val="24"/>
           <w:szCs w:val="24"/>
         </w:rPr>
-        <w:t>Em quais situações são mais usadas?</w:t>
-      </w:r>
-      <w:r>
-        <w:t xml:space="preserve"> </w:t>
-      </w:r>
-      <w:r>
-        <w:t>Fontes não serifadas (ou </w:t>
-      </w:r>
-      <w:r>
-        <w:rPr>
-          <w:rStyle w:val="nfase"/>
-          <w:rFonts w:ascii="Arial" w:hAnsi="Arial" w:cs="Arial"/>
-          <w:color w:val="0A0A0A"/>
-          <w:shd w:val="clear" w:color="auto" w:fill="FFFFFF"/>
-        </w:rPr>
-        <w:t>sans-serif</w:t>
-      </w:r>
-      <w:r>
-        <w:rPr>
-          <w:rFonts w:ascii="Arial" w:hAnsi="Arial" w:cs="Arial"/>
-          <w:color w:val="0A0A0A"/>
-          <w:shd w:val="clear" w:color="auto" w:fill="FFFFFF"/>
-        </w:rPr>
-        <w:t>), conhecidas por traços limpos, geométricos e sem adornos nas extremidades, são mais utilizadas em situações que exigem modernidade, clareza e alta legibilidade, especialmente em meios digitais.</w:t>
-      </w:r>
-    </w:p>
-    <w:p>
-      <w:pPr>
-        <w:numPr>
-          <w:ilvl w:val="0"/>
-          <w:numId w:val="3"/>
-        </w:numPr>
-        <w:rPr>
-          <w:sz w:val="24"/>
-          <w:szCs w:val="24"/>
-        </w:rPr>
-      </w:pPr>
-      <w:r>
-        <w:rPr>
-          <w:sz w:val="24"/>
-          <w:szCs w:val="24"/>
-        </w:rPr>
         <w:t xml:space="preserve">Cite </w:t>
       </w:r>
       <w:r>
@@ -490,57 +412,10 @@
       </w:r>
       <w:r>
         <w:rPr>
-          <w:rStyle w:val="Ttulo1Char"/>
-          <w:rFonts w:ascii="Arial" w:hAnsi="Arial" w:cs="Arial"/>
-          <w:color w:val="0A0A0A"/>
-          <w:shd w:val="clear" w:color="auto" w:fill="FFFFFF"/>
-        </w:rPr>
-        <w:t xml:space="preserve"> </w:t>
-      </w:r>
-      <w:r>
-        <w:rPr>
-          <w:rStyle w:val="Forte"/>
-          <w:rFonts w:ascii="Arial" w:hAnsi="Arial" w:cs="Arial"/>
-          <w:color w:val="0A0A0A"/>
-          <w:shd w:val="clear" w:color="auto" w:fill="FFFFFF"/>
-        </w:rPr>
-        <w:t>Arial</w:t>
-      </w:r>
-      <w:r>
-        <w:rPr>
-          <w:rStyle w:val="Forte"/>
-          <w:rFonts w:ascii="Arial" w:hAnsi="Arial" w:cs="Arial"/>
-          <w:color w:val="0A0A0A"/>
-          <w:shd w:val="clear" w:color="auto" w:fill="FFFFFF"/>
-        </w:rPr>
-        <w:t>,</w:t>
-      </w:r>
-      <w:r>
-        <w:rPr>
-          <w:rStyle w:val="Forte"/>
-          <w:rFonts w:ascii="Arial" w:hAnsi="Arial" w:cs="Arial"/>
-          <w:color w:val="0A0A0A"/>
-          <w:shd w:val="clear" w:color="auto" w:fill="FFFFFF"/>
-        </w:rPr>
-        <w:t>Helvetica</w:t>
-      </w:r>
-      <w:r>
-        <w:rPr>
-          <w:rStyle w:val="Forte"/>
-          <w:rFonts w:ascii="Arial" w:hAnsi="Arial" w:cs="Arial"/>
-          <w:color w:val="0A0A0A"/>
-          <w:shd w:val="clear" w:color="auto" w:fill="FFFFFF"/>
-        </w:rPr>
-        <w:t xml:space="preserve"> e </w:t>
-      </w:r>
-      <w:r>
-        <w:rPr>
-          <w:rStyle w:val="Forte"/>
-          <w:rFonts w:ascii="Arial" w:hAnsi="Arial" w:cs="Arial"/>
-          <w:color w:val="0A0A0A"/>
-          <w:shd w:val="clear" w:color="auto" w:fill="FFFFFF"/>
-        </w:rPr>
-        <w:t>Roboto</w:t>
+          <w:sz w:val="24"/>
+          <w:szCs w:val="24"/>
+        </w:rPr>
+        <w:t xml:space="preserve"> Renner Google e facebook</w:t>
       </w:r>
     </w:p>
     <w:p>
@@ -598,10 +473,11 @@
         <w:t>O que significa monoespaçada?</w:t>
       </w:r>
       <w:r>
-        <w:t xml:space="preserve"> </w:t>
-      </w:r>
-      <w:r>
-        <w:t>Fontes monoespaçadas (ou monospace) são tipografias onde cada caractere ocupa a mesma largura horizontal</w:t>
+        <w:rPr>
+          <w:sz w:val="24"/>
+          <w:szCs w:val="24"/>
+        </w:rPr>
+        <w:t xml:space="preserve"> São letras que ocupam o mesmo espaço horizontal, sem variação de largura </w:t>
       </w:r>
     </w:p>
     <w:p>
@@ -623,19 +499,11 @@
         <w:t>Onde esse tipo de fonte é mais utilizado?</w:t>
       </w:r>
       <w:r>
-        <w:t xml:space="preserve"> </w:t>
-      </w:r>
-      <w:r>
-        <w:t> </w:t>
-      </w:r>
-      <w:r>
-        <w:rPr>
-          <w:rStyle w:val="Forte"/>
-        </w:rPr>
-        <w:t>programação (IDEs)</w:t>
-      </w:r>
-      <w:r>
-        <w:t>, editores de texto técnico, terminais de computador, logs de erro e emuladores de terminal</w:t>
+        <w:rPr>
+          <w:sz w:val="24"/>
+          <w:szCs w:val="24"/>
+        </w:rPr>
+        <w:t xml:space="preserve"> Design gráfico e programas de edição</w:t>
       </w:r>
     </w:p>
     <w:p>
@@ -674,72 +542,24 @@
       </w:r>
       <w:r>
         <w:rPr>
-          <w:rStyle w:val="Ttulo1Char"/>
-          <w:rFonts w:ascii="Arial" w:hAnsi="Arial" w:cs="Arial"/>
-          <w:color w:val="0A0A0A"/>
-          <w:shd w:val="clear" w:color="auto" w:fill="FFFFFF"/>
-        </w:rPr>
-        <w:t xml:space="preserve"> </w:t>
-      </w:r>
-      <w:r>
-        <w:rPr>
-          <w:rStyle w:val="Forte"/>
-          <w:rFonts w:ascii="Arial" w:hAnsi="Arial" w:cs="Arial"/>
-          <w:color w:val="0A0A0A"/>
-          <w:shd w:val="clear" w:color="auto" w:fill="FFFFFF"/>
-        </w:rPr>
-        <w:t>Programação e Código-Fonte</w:t>
-      </w:r>
-      <w:r>
-        <w:rPr>
-          <w:rStyle w:val="Forte"/>
-          <w:rFonts w:ascii="Arial" w:hAnsi="Arial" w:cs="Arial"/>
-          <w:color w:val="0A0A0A"/>
-          <w:shd w:val="clear" w:color="auto" w:fill="FFFFFF"/>
-        </w:rPr>
-        <w:t xml:space="preserve"> </w:t>
-      </w:r>
-      <w:r>
-        <w:rPr>
-          <w:rStyle w:val="Forte"/>
-          <w:rFonts w:ascii="Arial" w:hAnsi="Arial" w:cs="Arial"/>
-          <w:color w:val="0A0A0A"/>
-          <w:shd w:val="clear" w:color="auto" w:fill="FFFFFF"/>
-        </w:rPr>
-        <w:t>Documentos Técnicos e Lista</w:t>
-      </w:r>
-      <w:r>
-        <w:rPr>
-          <w:rStyle w:val="Forte"/>
-          <w:rFonts w:ascii="Arial" w:hAnsi="Arial" w:cs="Arial"/>
-          <w:color w:val="0A0A0A"/>
-          <w:shd w:val="clear" w:color="auto" w:fill="FFFFFF"/>
-        </w:rPr>
-        <w:t xml:space="preserve"> e</w:t>
-      </w:r>
-      <w:r>
-        <w:rPr>
-          <w:rStyle w:val="Forte"/>
-          <w:rFonts w:ascii="Arial" w:hAnsi="Arial" w:cs="Arial"/>
-          <w:color w:val="0A0A0A"/>
-          <w:shd w:val="clear" w:color="auto" w:fill="FFFFFF"/>
-        </w:rPr>
-        <w:t>stilo "Máquina de Escrever" (Retro/Vintage)</w:t>
-      </w:r>
-    </w:p>
-    <w:p>
-      <w:pPr>
-        <w:rPr>
-          <w:sz w:val="24"/>
-          <w:szCs w:val="24"/>
-        </w:rPr>
-      </w:pPr>
-      <w:r>
-        <w:rPr>
-          <w:sz w:val="24"/>
-          <w:szCs w:val="24"/>
-        </w:rPr>
-        <w:lastRenderedPageBreak/>
+          <w:sz w:val="24"/>
+          <w:szCs w:val="24"/>
+        </w:rPr>
+        <w:t xml:space="preserve"> Lumber typeface Laguna7 e Courier</w:t>
+      </w:r>
+    </w:p>
+    <w:p>
+      <w:pPr>
+        <w:rPr>
+          <w:sz w:val="24"/>
+          <w:szCs w:val="24"/>
+        </w:rPr>
+      </w:pPr>
+      <w:r>
+        <w:rPr>
+          <w:sz w:val="24"/>
+          <w:szCs w:val="24"/>
+        </w:rPr>
         <w:pict w14:anchorId="0D903B8E">
           <v:rect id="_x0000_i1028" style="width:0;height:1.5pt" o:hralign="center" o:hrstd="t" o:hr="t" fillcolor="#a0a0a0" stroked="f"/>
         </w:pict>
@@ -780,31 +600,22 @@
           <w:sz w:val="24"/>
           <w:szCs w:val="24"/>
         </w:rPr>
+        <w:lastRenderedPageBreak/>
         <w:t>O que caracteriza esse estilo?</w:t>
       </w:r>
       <w:r>
         <w:rPr>
-          <w:rFonts w:ascii="Arial" w:hAnsi="Arial" w:cs="Arial"/>
-          <w:color w:val="001D35"/>
-          <w:shd w:val="clear" w:color="auto" w:fill="D3E3FD"/>
-        </w:rPr>
-        <w:t xml:space="preserve"> </w:t>
-      </w:r>
-      <w:r>
-        <w:rPr>
-          <w:rFonts w:ascii="Arial" w:hAnsi="Arial" w:cs="Arial"/>
-          <w:color w:val="001D35"/>
-          <w:shd w:val="clear" w:color="auto" w:fill="D3E3FD"/>
-        </w:rPr>
-        <w:t>i</w:t>
-      </w:r>
-      <w:r>
-        <w:rPr>
-          <w:rFonts w:ascii="Arial" w:hAnsi="Arial" w:cs="Arial"/>
-          <w:color w:val="001D35"/>
-          <w:shd w:val="clear" w:color="auto" w:fill="D3E3FD"/>
-        </w:rPr>
-        <w:t>mitar a escrita cursiva, caligráfica ou a caligrafia manual humana, apresentando traços fluídos, elegantes e, muitas vezes, conectados entre si</w:t>
+          <w:sz w:val="24"/>
+          <w:szCs w:val="24"/>
+        </w:rPr>
+        <w:t xml:space="preserve"> Imitam a caligrafia tradicional, com letras conectadas e </w:t>
+      </w:r>
+      <w:r>
+        <w:rPr>
+          <w:sz w:val="24"/>
+          <w:szCs w:val="24"/>
+        </w:rPr>
+        <w:t>fluidas</w:t>
       </w:r>
     </w:p>
     <w:p>
@@ -827,159 +638,10 @@
       </w:r>
       <w:r>
         <w:rPr>
-          <w:rFonts w:ascii="Arial" w:hAnsi="Arial" w:cs="Arial"/>
-          <w:color w:val="001D35"/>
-          <w:shd w:val="clear" w:color="auto" w:fill="D3E3FD"/>
-        </w:rPr>
-        <w:t xml:space="preserve"> </w:t>
-      </w:r>
-      <w:r>
-        <w:rPr>
-          <w:rFonts w:ascii="Arial" w:hAnsi="Arial" w:cs="Arial"/>
-          <w:color w:val="001D35"/>
-          <w:shd w:val="clear" w:color="auto" w:fill="D3E3FD"/>
-        </w:rPr>
-        <w:t>projetos que exigem </w:t>
-      </w:r>
-      <w:r>
-        <w:rPr>
-          <w:rStyle w:val="Forte"/>
-          <w:rFonts w:ascii="Arial" w:hAnsi="Arial" w:cs="Arial"/>
-          <w:color w:val="001D35"/>
-        </w:rPr>
-        <w:t>elegância, sofisticação, personalização ou um toque artístico/artesanal</w:t>
-      </w:r>
-    </w:p>
-    <w:p>
-      <w:pPr>
-        <w:numPr>
-          <w:ilvl w:val="0"/>
-          <w:numId w:val="13"/>
-        </w:numPr>
-        <w:shd w:val="clear" w:color="auto" w:fill="FFFFFF"/>
-        <w:spacing w:after="180" w:line="360" w:lineRule="atLeast"/>
-        <w:ind w:left="0"/>
-        <w:rPr>
-          <w:rFonts w:ascii="Arial" w:eastAsia="Times New Roman" w:hAnsi="Arial" w:cs="Arial"/>
-          <w:color w:val="0A0A0A"/>
-          <w:kern w:val="0"/>
-          <w:sz w:val="24"/>
-          <w:szCs w:val="24"/>
-          <w:lang w:eastAsia="pt-BR"/>
-          <w14:ligatures w14:val="none"/>
-        </w:rPr>
-      </w:pPr>
-      <w:r>
-        <w:rPr>
-          <w:sz w:val="24"/>
-          <w:szCs w:val="24"/>
-        </w:rPr>
-        <w:t xml:space="preserve">Cite </w:t>
-      </w:r>
-      <w:r>
-        <w:rPr>
-          <w:b/>
-          <w:bCs/>
-          <w:sz w:val="24"/>
-          <w:szCs w:val="24"/>
-        </w:rPr>
-        <w:t>3 exemplos</w:t>
-      </w:r>
-      <w:r>
-        <w:rPr>
-          <w:sz w:val="24"/>
-          <w:szCs w:val="24"/>
-        </w:rPr>
-        <w:t>.</w:t>
-      </w:r>
-      <w:r>
-        <w:rPr>
-          <w:sz w:val="24"/>
-          <w:szCs w:val="24"/>
-        </w:rPr>
-        <w:t xml:space="preserve"> </w:t>
-      </w:r>
-      <w:r>
-        <w:rPr>
-          <w:rFonts w:ascii="Arial" w:eastAsia="Times New Roman" w:hAnsi="Arial" w:cs="Arial"/>
-          <w:b/>
-          <w:bCs/>
-          <w:color w:val="0A0A0A"/>
-          <w:kern w:val="0"/>
-          <w:sz w:val="24"/>
-          <w:szCs w:val="24"/>
-          <w:lang w:eastAsia="pt-BR"/>
-          <w14:ligatures w14:val="none"/>
-        </w:rPr>
-        <w:t>Arizonia</w:t>
-      </w:r>
-    </w:p>
-    <w:p>
-      <w:pPr>
-        <w:numPr>
-          <w:ilvl w:val="0"/>
-          <w:numId w:val="13"/>
-        </w:numPr>
-        <w:shd w:val="clear" w:color="auto" w:fill="FFFFFF"/>
-        <w:spacing w:after="180" w:line="360" w:lineRule="atLeast"/>
-        <w:ind w:left="0"/>
-        <w:rPr>
-          <w:rFonts w:ascii="Arial" w:eastAsia="Times New Roman" w:hAnsi="Arial" w:cs="Arial"/>
-          <w:color w:val="0A0A0A"/>
-          <w:kern w:val="0"/>
-          <w:sz w:val="24"/>
-          <w:szCs w:val="24"/>
-          <w:lang w:eastAsia="pt-BR"/>
-          <w14:ligatures w14:val="none"/>
-        </w:rPr>
-      </w:pPr>
-      <w:r>
-        <w:rPr>
-          <w:rFonts w:ascii="Arial" w:eastAsia="Times New Roman" w:hAnsi="Arial" w:cs="Arial"/>
-          <w:b/>
-          <w:bCs/>
-          <w:color w:val="0A0A0A"/>
-          <w:kern w:val="0"/>
-          <w:sz w:val="24"/>
-          <w:szCs w:val="24"/>
-          <w:lang w:eastAsia="pt-BR"/>
-          <w14:ligatures w14:val="none"/>
-        </w:rPr>
-        <w:t>Balqis</w:t>
-      </w:r>
-    </w:p>
-    <w:p>
-      <w:pPr>
-        <w:numPr>
-          <w:ilvl w:val="0"/>
-          <w:numId w:val="13"/>
-        </w:numPr>
-        <w:shd w:val="clear" w:color="auto" w:fill="FFFFFF"/>
-        <w:spacing w:after="180" w:line="360" w:lineRule="atLeast"/>
-        <w:ind w:left="0"/>
-        <w:rPr>
-          <w:rFonts w:ascii="Arial" w:eastAsia="Times New Roman" w:hAnsi="Arial" w:cs="Arial"/>
-          <w:color w:val="0A0A0A"/>
-          <w:kern w:val="0"/>
-          <w:sz w:val="24"/>
-          <w:szCs w:val="24"/>
-          <w:lang w:eastAsia="pt-BR"/>
-          <w14:ligatures w14:val="none"/>
-        </w:rPr>
-      </w:pPr>
-      <w:r>
-        <w:rPr>
-          <w:rFonts w:ascii="Arial" w:eastAsia="Times New Roman" w:hAnsi="Arial" w:cs="Arial"/>
-          <w:b/>
-          <w:bCs/>
-          <w:color w:val="0A0A0A"/>
-          <w:kern w:val="0"/>
-          <w:sz w:val="24"/>
-          <w:szCs w:val="24"/>
-          <w:lang w:eastAsia="pt-BR"/>
-          <w14:ligatures w14:val="none"/>
-        </w:rPr>
-        <w:t>Sophia</w:t>
+          <w:sz w:val="24"/>
+          <w:szCs w:val="24"/>
+        </w:rPr>
+        <w:t xml:space="preserve"> Convites de casamento projetos de design e materias de branding</w:t>
       </w:r>
     </w:p>
     <w:p>
@@ -993,6 +655,36 @@
           <w:szCs w:val="24"/>
         </w:rPr>
       </w:pPr>
+      <w:r>
+        <w:rPr>
+          <w:sz w:val="24"/>
+          <w:szCs w:val="24"/>
+        </w:rPr>
+        <w:t xml:space="preserve">Cite </w:t>
+      </w:r>
+      <w:r>
+        <w:rPr>
+          <w:b/>
+          <w:bCs/>
+          <w:sz w:val="24"/>
+          <w:szCs w:val="24"/>
+        </w:rPr>
+        <w:t>3 exemplos</w:t>
+      </w:r>
+      <w:r>
+        <w:rPr>
+          <w:sz w:val="24"/>
+          <w:szCs w:val="24"/>
+        </w:rPr>
+        <w:t>.</w:t>
+      </w:r>
+      <w:r>
+        <w:rPr>
+          <w:sz w:val="24"/>
+          <w:szCs w:val="24"/>
+        </w:rPr>
+        <w:t xml:space="preserve"> Dancing Script great vibes e pacifico</w:t>
+      </w:r>
     </w:p>
     <w:p>
       <w:pPr>
@@ -1070,19 +762,10 @@
       </w:r>
       <w:r>
         <w:rPr>
-          <w:rFonts w:ascii="Arial" w:hAnsi="Arial" w:cs="Arial"/>
-          <w:color w:val="001D35"/>
-          <w:shd w:val="clear" w:color="auto" w:fill="D3E3FD"/>
-        </w:rPr>
-        <w:t xml:space="preserve"> </w:t>
-      </w:r>
-      <w:r>
-        <w:rPr>
-          <w:rFonts w:ascii="Arial" w:hAnsi="Arial" w:cs="Arial"/>
-          <w:color w:val="001D35"/>
-          <w:shd w:val="clear" w:color="auto" w:fill="D3E3FD"/>
-        </w:rPr>
-        <w:t>tipografias desenhadas para chamar a atenção, ideais para títulos, logotipos, cartazes e manchetes, geralmente em tamanhos grandes</w:t>
+          <w:sz w:val="24"/>
+          <w:szCs w:val="24"/>
+        </w:rPr>
+        <w:t xml:space="preserve"> Tamanho grande das letras </w:t>
       </w:r>
     </w:p>
     <w:p>
@@ -1105,35 +788,10 @@
       </w:r>
       <w:r>
         <w:rPr>
-          <w:rFonts w:ascii="Arial" w:hAnsi="Arial" w:cs="Arial"/>
-          <w:color w:val="001D35"/>
-          <w:shd w:val="clear" w:color="auto" w:fill="D3E3FD"/>
-        </w:rPr>
-        <w:t xml:space="preserve"> </w:t>
-      </w:r>
-      <w:r>
-        <w:rPr>
-          <w:rFonts w:ascii="Arial" w:hAnsi="Arial" w:cs="Arial"/>
-          <w:color w:val="001D35"/>
-          <w:shd w:val="clear" w:color="auto" w:fill="D3E3FD"/>
-        </w:rPr>
-        <w:t>principalmente para uso em </w:t>
-      </w:r>
-      <w:r>
-        <w:rPr>
-          <w:rStyle w:val="Forte"/>
-          <w:rFonts w:ascii="Arial" w:hAnsi="Arial" w:cs="Arial"/>
-          <w:color w:val="001D35"/>
-        </w:rPr>
-        <w:t>tamanhos grandes</w:t>
-      </w:r>
-      <w:r>
-        <w:rPr>
-          <w:rFonts w:ascii="Arial" w:hAnsi="Arial" w:cs="Arial"/>
-          <w:color w:val="001D35"/>
-          <w:shd w:val="clear" w:color="auto" w:fill="D3E3FD"/>
-        </w:rPr>
-        <w:t> e textos curtos, onde o objetivo é impacto visual, personalidade ou estilo</w:t>
+          <w:sz w:val="24"/>
+          <w:szCs w:val="24"/>
+        </w:rPr>
+        <w:t xml:space="preserve"> Blocos de texto cartazes e embalagens</w:t>
       </w:r>
     </w:p>
     <w:p>
@@ -1172,57 +830,10 @@
       </w:r>
       <w:r>
         <w:rPr>
-          <w:rStyle w:val="Ttulo1Char"/>
-          <w:rFonts w:ascii="Arial" w:hAnsi="Arial" w:cs="Arial"/>
-          <w:color w:val="0A0A0A"/>
-          <w:shd w:val="clear" w:color="auto" w:fill="FFFFFF"/>
-        </w:rPr>
-        <w:t xml:space="preserve"> </w:t>
-      </w:r>
-      <w:r>
-        <w:rPr>
-          <w:rStyle w:val="Forte"/>
-          <w:rFonts w:ascii="Arial" w:hAnsi="Arial" w:cs="Arial"/>
-          <w:color w:val="0A0A0A"/>
-          <w:shd w:val="clear" w:color="auto" w:fill="FFFFFF"/>
-        </w:rPr>
-        <w:t>Abril Fatface</w:t>
-      </w:r>
-      <w:r>
-        <w:rPr>
-          <w:rStyle w:val="Forte"/>
-          <w:rFonts w:ascii="Arial" w:hAnsi="Arial" w:cs="Arial"/>
-          <w:color w:val="0A0A0A"/>
-          <w:shd w:val="clear" w:color="auto" w:fill="FFFFFF"/>
-        </w:rPr>
-        <w:t xml:space="preserve"> </w:t>
-      </w:r>
-      <w:r>
-        <w:rPr>
-          <w:rStyle w:val="Forte"/>
-          <w:rFonts w:ascii="Arial" w:hAnsi="Arial" w:cs="Arial"/>
-          <w:color w:val="0A0A0A"/>
-          <w:shd w:val="clear" w:color="auto" w:fill="FFFFFF"/>
-        </w:rPr>
-        <w:t>Bungee</w:t>
-      </w:r>
-      <w:r>
-        <w:rPr>
-          <w:rStyle w:val="Forte"/>
-          <w:rFonts w:ascii="Arial" w:hAnsi="Arial" w:cs="Arial"/>
-          <w:color w:val="0A0A0A"/>
-          <w:shd w:val="clear" w:color="auto" w:fill="FFFFFF"/>
-        </w:rPr>
-        <w:t xml:space="preserve"> </w:t>
-      </w:r>
-      <w:r>
-        <w:rPr>
-          <w:rStyle w:val="Forte"/>
-          <w:rFonts w:ascii="Arial" w:hAnsi="Arial" w:cs="Arial"/>
-          <w:color w:val="0A0A0A"/>
-          <w:shd w:val="clear" w:color="auto" w:fill="FFFFFF"/>
-        </w:rPr>
-        <w:t>Playfair Display</w:t>
+          <w:sz w:val="24"/>
+          <w:szCs w:val="24"/>
+        </w:rPr>
+        <w:t xml:space="preserve"> Didone Script e Slab serif</w:t>
       </w:r>
     </w:p>
     <w:p>
@@ -1316,27 +927,7 @@
           <w:sz w:val="24"/>
           <w:szCs w:val="24"/>
         </w:rPr>
-        <w:t>“</w:t>
-      </w:r>
-      <w:r>
-        <w:rPr>
-          <w:rFonts w:ascii="Arial" w:hAnsi="Arial" w:cs="Arial"/>
-          <w:b/>
-          <w:bCs/>
-          <w:sz w:val="24"/>
-          <w:szCs w:val="24"/>
-        </w:rPr>
-        <w:t>Design também comunica</w:t>
-      </w:r>
-      <w:r>
-        <w:rPr>
-          <w:rFonts w:ascii="Verdana" w:hAnsi="Verdana"/>
-          <w:b/>
-          <w:bCs/>
-          <w:sz w:val="24"/>
-          <w:szCs w:val="24"/>
-        </w:rPr>
-        <w:t>.”</w:t>
+        <w:t>“Design também comunica.”</w:t>
       </w:r>
     </w:p>
     <w:p>
@@ -1346,105 +937,6 @@
           <w:numId w:val="11"/>
         </w:numPr>
         <w:rPr>
-          <w:rStyle w:val="nfase"/>
-          <w:rFonts w:ascii="Microsoft YaHei" w:eastAsia="Microsoft YaHei" w:hAnsi="Microsoft YaHei"/>
-          <w:i w:val="0"/>
-          <w:iCs w:val="0"/>
-          <w:sz w:val="24"/>
-          <w:szCs w:val="24"/>
-        </w:rPr>
-      </w:pPr>
-      <w:r>
-        <w:rPr>
-          <w:rStyle w:val="nfase"/>
-          <w:rFonts w:ascii="Microsoft YaHei" w:eastAsia="Microsoft YaHei" w:hAnsi="Microsoft YaHei" w:cs="Arial"/>
-          <w:color w:val="0A0A0A"/>
-          <w:shd w:val="clear" w:color="auto" w:fill="F3F5F6"/>
-        </w:rPr>
-        <w:t>Design também comunica</w:t>
-      </w:r>
-    </w:p>
-    <w:p>
-      <w:pPr>
-        <w:numPr>
-          <w:ilvl w:val="0"/>
-          <w:numId w:val="11"/>
-        </w:numPr>
-        <w:rPr>
-          <w:rStyle w:val="nfase"/>
-          <w:rFonts w:ascii="Yu Gothic UI Light" w:eastAsia="Yu Gothic UI Light" w:hAnsi="Yu Gothic UI Light"/>
-          <w:i w:val="0"/>
-          <w:iCs w:val="0"/>
-          <w:sz w:val="24"/>
-          <w:szCs w:val="24"/>
-        </w:rPr>
-      </w:pPr>
-      <w:r>
-        <w:rPr>
-          <w:rStyle w:val="nfase"/>
-          <w:rFonts w:ascii="Yu Gothic UI Light" w:eastAsia="Yu Gothic UI Light" w:hAnsi="Yu Gothic UI Light" w:cs="Arial"/>
-          <w:color w:val="0A0A0A"/>
-          <w:shd w:val="clear" w:color="auto" w:fill="F3F5F6"/>
-        </w:rPr>
-        <w:t>Design também comunica</w:t>
-      </w:r>
-    </w:p>
-    <w:p>
-      <w:pPr>
-        <w:numPr>
-          <w:ilvl w:val="0"/>
-          <w:numId w:val="11"/>
-        </w:numPr>
-        <w:rPr>
-          <w:rStyle w:val="nfase"/>
-          <w:rFonts w:ascii="Goudy Stout" w:eastAsia="Yu Gothic UI Light" w:hAnsi="Goudy Stout"/>
-          <w:i w:val="0"/>
-          <w:iCs w:val="0"/>
-          <w:sz w:val="24"/>
-          <w:szCs w:val="24"/>
-        </w:rPr>
-      </w:pPr>
-      <w:r>
-        <w:rPr>
-          <w:rStyle w:val="nfase"/>
-          <w:rFonts w:ascii="Goudy Stout" w:hAnsi="Goudy Stout" w:cs="Arial"/>
-          <w:color w:val="0A0A0A"/>
-          <w:shd w:val="clear" w:color="auto" w:fill="F3F5F6"/>
-        </w:rPr>
-        <w:t>Design também comunica</w:t>
-      </w:r>
-    </w:p>
-    <w:p>
-      <w:pPr>
-        <w:numPr>
-          <w:ilvl w:val="0"/>
-          <w:numId w:val="11"/>
-        </w:numPr>
-        <w:rPr>
-          <w:rFonts w:ascii="Kristen ITC" w:eastAsia="Yu Gothic UI Light" w:hAnsi="Kristen ITC"/>
-          <w:sz w:val="24"/>
-          <w:szCs w:val="24"/>
-        </w:rPr>
-      </w:pPr>
-      <w:bookmarkStart w:id="0" w:name="_GoBack"/>
-      <w:r>
-        <w:rPr>
-          <w:rStyle w:val="nfase"/>
-          <w:rFonts w:ascii="Kristen ITC" w:hAnsi="Kristen ITC" w:cs="Arial"/>
-          <w:color w:val="0A0A0A"/>
-          <w:shd w:val="clear" w:color="auto" w:fill="F3F5F6"/>
-        </w:rPr>
-        <w:t>Design também comunica</w:t>
-      </w:r>
-    </w:p>
-    <w:bookmarkEnd w:id="0"/>
-    <w:p>
-      <w:pPr>
-        <w:numPr>
-          <w:ilvl w:val="0"/>
-          <w:numId w:val="11"/>
-        </w:numPr>
-        <w:rPr>
           <w:sz w:val="24"/>
           <w:szCs w:val="24"/>
         </w:rPr>
@@ -1475,21 +967,6 @@
         </w:rPr>
         <w:t>Qual sensação a fonte transmite?</w:t>
       </w:r>
-      <w:r>
-        <w:t xml:space="preserve"> </w:t>
-      </w:r>
-      <w:r>
-        <w:t>A fonte Arial transmite uma sensação de </w:t>
-      </w:r>
-      <w:r>
-        <w:rPr>
-          <w:rStyle w:val="Forte"/>
-          <w:rFonts w:ascii="Arial" w:hAnsi="Arial" w:cs="Arial"/>
-          <w:color w:val="0A0A0A"/>
-          <w:shd w:val="clear" w:color="auto" w:fill="FFFFFF"/>
-        </w:rPr>
-        <w:t>modernidade, simplicidade, neutralidade e clareza</w:t>
-      </w:r>
     </w:p>
     <w:p>
       <w:pPr>
@@ -1509,38 +986,6 @@
         </w:rPr>
         <w:t>Em que tipo de projeto ela seria adequada?</w:t>
       </w:r>
-      <w:r>
-        <w:t xml:space="preserve"> </w:t>
-      </w:r>
-      <w:r>
-        <w:t>A fonte Arial é uma das mais versáteis e amplamente utilizadas no design, sendo particularmente adequada para projetos que exigem </w:t>
-      </w:r>
-      <w:r>
-        <w:rPr>
-          <w:rStyle w:val="Forte"/>
-          <w:rFonts w:ascii="Arial" w:hAnsi="Arial" w:cs="Arial"/>
-          <w:color w:val="0A0A0A"/>
-          <w:shd w:val="clear" w:color="auto" w:fill="FFFFFF"/>
-        </w:rPr>
-        <w:t>alta legibilidade, neutralidade e modernidade</w:t>
-      </w:r>
-      <w:r>
-        <w:rPr>
-          <w:rFonts w:ascii="Arial" w:hAnsi="Arial" w:cs="Arial"/>
-          <w:color w:val="0A0A0A"/>
-          <w:shd w:val="clear" w:color="auto" w:fill="FFFFFF"/>
-        </w:rPr>
-        <w:t>. Como uma fonte sans-serif (sem serifa), ela é ideal para leitura em telas e impressos técnicos</w:t>
-      </w:r>
-    </w:p>
-    <w:p>
-      <w:pPr>
-        <w:ind w:left="1080"/>
-        <w:rPr>
-          <w:sz w:val="24"/>
-          <w:szCs w:val="24"/>
-        </w:rPr>
-      </w:pPr>
     </w:p>
     <w:p>
       <w:pPr>
@@ -1560,54 +1005,490 @@
         </w:rPr>
         <w:t>Em que situação NÃO seria adequada?</w:t>
       </w:r>
-    </w:p>
-    <w:p>
-      <w:pPr>
-        <w:shd w:val="clear" w:color="auto" w:fill="FFFFFF"/>
-        <w:spacing w:after="180" w:line="360" w:lineRule="atLeast"/>
-        <w:rPr>
-          <w:rFonts w:ascii="Arial" w:eastAsia="Times New Roman" w:hAnsi="Arial" w:cs="Arial"/>
-          <w:color w:val="0A0A0A"/>
-          <w:kern w:val="0"/>
-          <w:sz w:val="24"/>
-          <w:szCs w:val="24"/>
-          <w:lang w:eastAsia="pt-BR"/>
-          <w14:ligatures w14:val="none"/>
-        </w:rPr>
-      </w:pPr>
-      <w:r>
-        <w:rPr>
-          <w:rFonts w:ascii="Arial" w:eastAsia="Times New Roman" w:hAnsi="Arial" w:cs="Arial"/>
-          <w:b/>
-          <w:bCs/>
-          <w:color w:val="0A0A0A"/>
-          <w:kern w:val="0"/>
-          <w:sz w:val="24"/>
-          <w:szCs w:val="24"/>
-          <w:lang w:eastAsia="pt-BR"/>
-          <w14:ligatures w14:val="none"/>
-        </w:rPr>
-        <w:t>Textos Longos e Corpo de Texto:</w:t>
-      </w:r>
-      <w:r>
-        <w:rPr>
-          <w:rFonts w:ascii="Arial" w:eastAsia="Times New Roman" w:hAnsi="Arial" w:cs="Arial"/>
-          <w:color w:val="0A0A0A"/>
-          <w:kern w:val="0"/>
-          <w:sz w:val="24"/>
-          <w:szCs w:val="24"/>
-          <w:lang w:eastAsia="pt-BR"/>
-          <w14:ligatures w14:val="none"/>
-        </w:rPr>
-        <w:t> Devido à sua natureza desenhada e complexa, fontes script dificultam a leitura rápida, tornando-as exaustivas para parágrafos longos, artigos ou livros.</w:t>
-      </w:r>
-    </w:p>
-    <w:p>
-      <w:pPr>
-        <w:numPr>
-          <w:ilvl w:val="1"/>
-          <w:numId w:val="11"/>
-        </w:numPr>
+      <w:r>
+        <w:rPr>
+          <w:sz w:val="24"/>
+          <w:szCs w:val="24"/>
+        </w:rPr>
+        <w:t xml:space="preserve">     </w:t>
+      </w:r>
+    </w:p>
+    <w:tbl>
+      <w:tblPr>
+        <w:tblStyle w:val="Tabelacomgrade"/>
+        <w:tblW w:w="11483" w:type="dxa"/>
+        <w:tblInd w:w="-1423" w:type="dxa"/>
+        <w:tblLayout w:type="fixed"/>
+        <w:tblLook w:val="04A0" w:firstRow="1" w:lastRow="0" w:firstColumn="1" w:lastColumn="0" w:noHBand="0" w:noVBand="1"/>
+      </w:tblPr>
+      <w:tblGrid>
+        <w:gridCol w:w="2978"/>
+        <w:gridCol w:w="2191"/>
+        <w:gridCol w:w="1778"/>
+        <w:gridCol w:w="1984"/>
+        <w:gridCol w:w="2552"/>
+      </w:tblGrid>
+      <w:tr>
+        <w:trPr>
+          <w:trHeight w:val="865"/>
+        </w:trPr>
+        <w:tc>
+          <w:tcPr>
+            <w:tcW w:w="2978" w:type="dxa"/>
+          </w:tcPr>
+          <w:p>
+            <w:pPr>
+              <w:rPr>
+                <w:rFonts w:ascii="Times New Roman" w:hAnsi="Times New Roman" w:cs="Times New Roman"/>
+                <w:sz w:val="24"/>
+                <w:szCs w:val="24"/>
+              </w:rPr>
+            </w:pPr>
+            <w:r>
+              <w:rPr>
+                <w:rFonts w:ascii="Times New Roman" w:hAnsi="Times New Roman" w:cs="Times New Roman"/>
+                <w:sz w:val="24"/>
+                <w:szCs w:val="24"/>
+              </w:rPr>
+              <w:t>Serifadas</w:t>
+            </w:r>
+          </w:p>
+        </w:tc>
+        <w:tc>
+          <w:tcPr>
+            <w:tcW w:w="2191" w:type="dxa"/>
+          </w:tcPr>
+          <w:p>
+            <w:pPr>
+              <w:rPr>
+                <w:rFonts w:ascii="Arial" w:hAnsi="Arial" w:cs="Arial"/>
+                <w:sz w:val="24"/>
+                <w:szCs w:val="24"/>
+              </w:rPr>
+            </w:pPr>
+            <w:r>
+              <w:rPr>
+                <w:rFonts w:ascii="Arial" w:hAnsi="Arial" w:cs="Arial"/>
+                <w:sz w:val="24"/>
+                <w:szCs w:val="24"/>
+              </w:rPr>
+              <w:t>Não Serifadas</w:t>
+            </w:r>
+          </w:p>
+        </w:tc>
+        <w:tc>
+          <w:tcPr>
+            <w:tcW w:w="1778" w:type="dxa"/>
+          </w:tcPr>
+          <w:p>
+            <w:pPr>
+              <w:rPr>
+                <w:rFonts w:ascii="Courier New" w:hAnsi="Courier New" w:cs="Courier New"/>
+                <w:sz w:val="24"/>
+                <w:szCs w:val="24"/>
+              </w:rPr>
+            </w:pPr>
+            <w:r>
+              <w:rPr>
+                <w:rFonts w:ascii="Courier New" w:hAnsi="Courier New" w:cs="Courier New"/>
+                <w:sz w:val="24"/>
+                <w:szCs w:val="24"/>
+              </w:rPr>
+              <w:t>Monoespaçadas</w:t>
+            </w:r>
+          </w:p>
+        </w:tc>
+        <w:tc>
+          <w:tcPr>
+            <w:tcW w:w="1984" w:type="dxa"/>
+          </w:tcPr>
+          <w:p>
+            <w:pPr>
+              <w:rPr>
+                <w:rFonts w:ascii="Brush Script MT" w:hAnsi="Brush Script MT"/>
+                <w:sz w:val="24"/>
+                <w:szCs w:val="24"/>
+              </w:rPr>
+            </w:pPr>
+            <w:r>
+              <w:rPr>
+                <w:rFonts w:ascii="Brush Script MT" w:hAnsi="Brush Script MT"/>
+                <w:sz w:val="24"/>
+                <w:szCs w:val="24"/>
+              </w:rPr>
+              <w:t>Script</w:t>
+            </w:r>
+          </w:p>
+        </w:tc>
+        <w:tc>
+          <w:tcPr>
+            <w:tcW w:w="2552" w:type="dxa"/>
+          </w:tcPr>
+          <w:p>
+            <w:pPr>
+              <w:rPr>
+                <w:rFonts w:ascii="Script MT Bold" w:hAnsi="Script MT Bold"/>
+                <w:sz w:val="24"/>
+                <w:szCs w:val="24"/>
+              </w:rPr>
+            </w:pPr>
+            <w:r>
+              <w:rPr>
+                <w:rFonts w:ascii="Script MT Bold" w:hAnsi="Script MT Bold"/>
+                <w:sz w:val="24"/>
+                <w:szCs w:val="24"/>
+              </w:rPr>
+              <w:t>Display ou script</w:t>
+            </w:r>
+          </w:p>
+        </w:tc>
+      </w:tr>
+      <w:tr>
+        <w:trPr>
+          <w:trHeight w:val="855"/>
+        </w:trPr>
+        <w:tc>
+          <w:tcPr>
+            <w:tcW w:w="2978" w:type="dxa"/>
+          </w:tcPr>
+          <w:p>
+            <w:pPr>
+              <w:rPr>
+                <w:rFonts w:ascii="Times New Roman" w:hAnsi="Times New Roman" w:cs="Times New Roman"/>
+                <w:sz w:val="24"/>
+                <w:szCs w:val="24"/>
+              </w:rPr>
+            </w:pPr>
+            <w:r>
+              <w:rPr>
+                <w:rFonts w:ascii="Times New Roman" w:hAnsi="Times New Roman" w:cs="Times New Roman"/>
+                <w:sz w:val="24"/>
+                <w:szCs w:val="24"/>
+              </w:rPr>
+              <w:t>Formalidade e autoridade</w:t>
+            </w:r>
+          </w:p>
+        </w:tc>
+        <w:tc>
+          <w:tcPr>
+            <w:tcW w:w="2191" w:type="dxa"/>
+          </w:tcPr>
+          <w:p>
+            <w:pPr>
+              <w:rPr>
+                <w:rFonts w:ascii="Arial" w:hAnsi="Arial" w:cs="Arial"/>
+                <w:sz w:val="24"/>
+                <w:szCs w:val="24"/>
+              </w:rPr>
+            </w:pPr>
+            <w:r>
+              <w:rPr>
+                <w:rFonts w:ascii="Arial" w:hAnsi="Arial" w:cs="Arial"/>
+                <w:sz w:val="24"/>
+                <w:szCs w:val="24"/>
+              </w:rPr>
+              <w:t>Clareza e modernidade</w:t>
+            </w:r>
+          </w:p>
+        </w:tc>
+        <w:tc>
+          <w:tcPr>
+            <w:tcW w:w="1778" w:type="dxa"/>
+          </w:tcPr>
+          <w:p>
+            <w:pPr>
+              <w:rPr>
+                <w:rFonts w:ascii="Courier New" w:hAnsi="Courier New" w:cs="Courier New"/>
+                <w:sz w:val="24"/>
+                <w:szCs w:val="24"/>
+              </w:rPr>
+            </w:pPr>
+            <w:r>
+              <w:rPr>
+                <w:rFonts w:ascii="Courier New" w:hAnsi="Courier New" w:cs="Courier New"/>
+                <w:sz w:val="24"/>
+                <w:szCs w:val="24"/>
+              </w:rPr>
+              <w:t>Precisão e tecnica</w:t>
+            </w:r>
+          </w:p>
+        </w:tc>
+        <w:tc>
+          <w:tcPr>
+            <w:tcW w:w="1984" w:type="dxa"/>
+          </w:tcPr>
+          <w:p>
+            <w:pPr>
+              <w:rPr>
+                <w:rFonts w:ascii="Brush Script MT" w:hAnsi="Brush Script MT"/>
+                <w:sz w:val="24"/>
+                <w:szCs w:val="24"/>
+              </w:rPr>
+            </w:pPr>
+            <w:r>
+              <w:rPr>
+                <w:rFonts w:ascii="Brush Script MT" w:hAnsi="Brush Script MT"/>
+                <w:sz w:val="24"/>
+                <w:szCs w:val="24"/>
+              </w:rPr>
+              <w:t>Elegancia e sofisticação</w:t>
+            </w:r>
+          </w:p>
+        </w:tc>
+        <w:tc>
+          <w:tcPr>
+            <w:tcW w:w="2552" w:type="dxa"/>
+          </w:tcPr>
+          <w:p>
+            <w:pPr>
+              <w:rPr>
+                <w:rFonts w:ascii="Script MT Bold" w:hAnsi="Script MT Bold"/>
+                <w:sz w:val="24"/>
+                <w:szCs w:val="24"/>
+              </w:rPr>
+            </w:pPr>
+            <w:r>
+              <w:rPr>
+                <w:rFonts w:ascii="Script MT Bold" w:hAnsi="Script MT Bold"/>
+                <w:sz w:val="24"/>
+                <w:szCs w:val="24"/>
+              </w:rPr>
+              <w:t xml:space="preserve">Ousadia e criatividade </w:t>
+            </w:r>
+          </w:p>
+        </w:tc>
+      </w:tr>
+      <w:tr>
+        <w:trPr>
+          <w:trHeight w:val="831"/>
+        </w:trPr>
+        <w:tc>
+          <w:tcPr>
+            <w:tcW w:w="2978" w:type="dxa"/>
+          </w:tcPr>
+          <w:p>
+            <w:pPr>
+              <w:rPr>
+                <w:rFonts w:ascii="Times New Roman" w:hAnsi="Times New Roman" w:cs="Times New Roman"/>
+                <w:sz w:val="24"/>
+                <w:szCs w:val="24"/>
+              </w:rPr>
+            </w:pPr>
+            <w:r>
+              <w:rPr>
+                <w:rFonts w:ascii="Times New Roman" w:hAnsi="Times New Roman" w:cs="Times New Roman"/>
+                <w:sz w:val="24"/>
+                <w:szCs w:val="24"/>
+              </w:rPr>
+              <w:t>Livros, jornais e revistas</w:t>
+            </w:r>
+          </w:p>
+        </w:tc>
+        <w:tc>
+          <w:tcPr>
+            <w:tcW w:w="2191" w:type="dxa"/>
+          </w:tcPr>
+          <w:p>
+            <w:pPr>
+              <w:rPr>
+                <w:rFonts w:ascii="Arial" w:hAnsi="Arial" w:cs="Arial"/>
+                <w:sz w:val="24"/>
+                <w:szCs w:val="24"/>
+              </w:rPr>
+            </w:pPr>
+            <w:r>
+              <w:rPr>
+                <w:rFonts w:ascii="Arial" w:hAnsi="Arial" w:cs="Arial"/>
+                <w:sz w:val="24"/>
+                <w:szCs w:val="24"/>
+              </w:rPr>
+              <w:t>Design digital e marcas</w:t>
+            </w:r>
+          </w:p>
+        </w:tc>
+        <w:tc>
+          <w:tcPr>
+            <w:tcW w:w="1778" w:type="dxa"/>
+          </w:tcPr>
+          <w:p>
+            <w:pPr>
+              <w:rPr>
+                <w:rFonts w:ascii="Courier New" w:hAnsi="Courier New" w:cs="Courier New"/>
+                <w:sz w:val="24"/>
+                <w:szCs w:val="24"/>
+              </w:rPr>
+            </w:pPr>
+            <w:r>
+              <w:rPr>
+                <w:rFonts w:ascii="Courier New" w:hAnsi="Courier New" w:cs="Courier New"/>
+                <w:sz w:val="24"/>
+                <w:szCs w:val="24"/>
+              </w:rPr>
+              <w:t>Programação e codigo</w:t>
+            </w:r>
+          </w:p>
+        </w:tc>
+        <w:tc>
+          <w:tcPr>
+            <w:tcW w:w="1984" w:type="dxa"/>
+          </w:tcPr>
+          <w:p>
+            <w:pPr>
+              <w:rPr>
+                <w:rFonts w:ascii="Brush Script MT" w:hAnsi="Brush Script MT"/>
+                <w:sz w:val="24"/>
+                <w:szCs w:val="24"/>
+              </w:rPr>
+            </w:pPr>
+            <w:r>
+              <w:rPr>
+                <w:rFonts w:ascii="Brush Script MT" w:hAnsi="Brush Script MT"/>
+                <w:sz w:val="24"/>
+                <w:szCs w:val="24"/>
+              </w:rPr>
+              <w:t>Convites de casamento e projetos de design</w:t>
+            </w:r>
+          </w:p>
+        </w:tc>
+        <w:tc>
+          <w:tcPr>
+            <w:tcW w:w="2552" w:type="dxa"/>
+          </w:tcPr>
+          <w:p>
+            <w:pPr>
+              <w:rPr>
+                <w:rFonts w:ascii="Script MT Bold" w:hAnsi="Script MT Bold"/>
+                <w:sz w:val="24"/>
+                <w:szCs w:val="24"/>
+              </w:rPr>
+            </w:pPr>
+            <w:r>
+              <w:rPr>
+                <w:rFonts w:ascii="Script MT Bold" w:hAnsi="Script MT Bold"/>
+                <w:sz w:val="24"/>
+                <w:szCs w:val="24"/>
+              </w:rPr>
+              <w:t>Logotipos e cartyazes</w:t>
+            </w:r>
+          </w:p>
+        </w:tc>
+      </w:tr>
+      <w:tr>
+        <w:trPr>
+          <w:trHeight w:val="949"/>
+        </w:trPr>
+        <w:tc>
+          <w:tcPr>
+            <w:tcW w:w="2978" w:type="dxa"/>
+          </w:tcPr>
+          <w:p>
+            <w:pPr>
+              <w:rPr>
+                <w:rFonts w:ascii="Times New Roman" w:hAnsi="Times New Roman" w:cs="Times New Roman"/>
+                <w:sz w:val="24"/>
+                <w:szCs w:val="24"/>
+              </w:rPr>
+            </w:pPr>
+            <w:r>
+              <w:rPr>
+                <w:rFonts w:ascii="Times New Roman" w:hAnsi="Times New Roman" w:cs="Times New Roman"/>
+                <w:sz w:val="24"/>
+                <w:szCs w:val="24"/>
+              </w:rPr>
+              <w:t xml:space="preserve">Interfaces digitais </w:t>
+            </w:r>
+          </w:p>
+        </w:tc>
+        <w:tc>
+          <w:tcPr>
+            <w:tcW w:w="2191" w:type="dxa"/>
+          </w:tcPr>
+          <w:p>
+            <w:pPr>
+              <w:rPr>
+                <w:sz w:val="24"/>
+                <w:szCs w:val="24"/>
+              </w:rPr>
+            </w:pPr>
+            <w:r>
+              <w:rPr>
+                <w:sz w:val="24"/>
+                <w:szCs w:val="24"/>
+              </w:rPr>
+              <w:t>Textos longos e formais</w:t>
+            </w:r>
+          </w:p>
+        </w:tc>
+        <w:tc>
+          <w:tcPr>
+            <w:tcW w:w="1778" w:type="dxa"/>
+          </w:tcPr>
+          <w:p>
+            <w:pPr>
+              <w:rPr>
+                <w:rFonts w:ascii="Courier New" w:hAnsi="Courier New" w:cs="Courier New"/>
+                <w:sz w:val="24"/>
+                <w:szCs w:val="24"/>
+              </w:rPr>
+            </w:pPr>
+            <w:r>
+              <w:rPr>
+                <w:rFonts w:ascii="Courier New" w:hAnsi="Courier New" w:cs="Courier New"/>
+                <w:sz w:val="24"/>
+                <w:szCs w:val="24"/>
+              </w:rPr>
+              <w:t>Textos formais</w:t>
+            </w:r>
+          </w:p>
+        </w:tc>
+        <w:tc>
+          <w:tcPr>
+            <w:tcW w:w="1984" w:type="dxa"/>
+          </w:tcPr>
+          <w:p>
+            <w:pPr>
+              <w:rPr>
+                <w:rFonts w:ascii="Brush Script MT" w:hAnsi="Brush Script MT"/>
+                <w:sz w:val="24"/>
+                <w:szCs w:val="24"/>
+              </w:rPr>
+            </w:pPr>
+            <w:r>
+              <w:rPr>
+                <w:rFonts w:ascii="Brush Script MT" w:hAnsi="Brush Script MT"/>
+                <w:sz w:val="24"/>
+                <w:szCs w:val="24"/>
+              </w:rPr>
+              <w:t>Textos longos ou paragrafos</w:t>
+            </w:r>
+          </w:p>
+        </w:tc>
+        <w:tc>
+          <w:tcPr>
+            <w:tcW w:w="2552" w:type="dxa"/>
+          </w:tcPr>
+          <w:p>
+            <w:pPr>
+              <w:rPr>
+                <w:rFonts w:ascii="Script MT Bold" w:hAnsi="Script MT Bold"/>
+                <w:sz w:val="24"/>
+                <w:szCs w:val="24"/>
+              </w:rPr>
+            </w:pPr>
+            <w:r>
+              <w:rPr>
+                <w:rFonts w:ascii="Script MT Bold" w:hAnsi="Script MT Bold"/>
+                <w:sz w:val="24"/>
+                <w:szCs w:val="24"/>
+              </w:rPr>
+              <w:t>Textos formal</w:t>
+            </w:r>
+          </w:p>
+        </w:tc>
+      </w:tr>
+    </w:tbl>
+    <w:p>
+      <w:pPr>
         <w:rPr>
           <w:sz w:val="24"/>
           <w:szCs w:val="24"/>
@@ -1652,7 +1533,6 @@
           <w:sz w:val="24"/>
           <w:szCs w:val="24"/>
         </w:rPr>
-        <w:lastRenderedPageBreak/>
         <w:t>Crie um pequeno layout (pode ser no Canva, PowerPoint ou papel) contendo:</w:t>
       </w:r>
     </w:p>
@@ -1672,7 +1552,64 @@
           <w:sz w:val="24"/>
           <w:szCs w:val="24"/>
         </w:rPr>
+        <w:lastRenderedPageBreak/>
         <w:t>Um título usando fonte Display ou Script</w:t>
+      </w:r>
+      <w:r>
+        <w:rPr>
+          <w:sz w:val="24"/>
+          <w:szCs w:val="24"/>
+        </w:rPr>
+        <w:t xml:space="preserve">       </w:t>
+      </w:r>
+      <w:r>
+        <w:rPr>
+          <w:noProof/>
+          <w:sz w:val="24"/>
+          <w:szCs w:val="24"/>
+          <w:lang w:eastAsia="pt-BR"/>
+        </w:rPr>
+        <w:drawing>
+          <wp:inline distT="0" distB="0" distL="0" distR="0" wp14:anchorId="74022194" wp14:editId="1DCACFB1">
+            <wp:extent cx="5400040" cy="1828165"/>
+            <wp:effectExtent l="0" t="0" r="0" b="635"/>
+            <wp:docPr id="1" name="Imagem 1"/>
+            <wp:cNvGraphicFramePr>
+              <a:graphicFrameLocks xmlns:a="http://schemas.openxmlformats.org/drawingml/2006/main" noChangeAspect="1"/>
+            </wp:cNvGraphicFramePr>
+            <a:graphic xmlns:a="http://schemas.openxmlformats.org/drawingml/2006/main">
+              <a:graphicData uri="http://schemas.openxmlformats.org/drawingml/2006/picture">
+                <pic:pic xmlns:pic="http://schemas.openxmlformats.org/drawingml/2006/picture">
+                  <pic:nvPicPr>
+                    <pic:cNvPr id="1" name="Captura de tela 2026-04-02 123216.png"/>
+                    <pic:cNvPicPr/>
+                  </pic:nvPicPr>
+                  <pic:blipFill>
+                    <a:blip r:embed="rId5">
+                      <a:extLst>
+                        <a:ext uri="{28A0092B-C50C-407E-A947-70E740481C1C}">
+                          <a14:useLocalDpi xmlns:a14="http://schemas.microsoft.com/office/drawing/2010/main" val="0"/>
+                        </a:ext>
+                      </a:extLst>
+                    </a:blip>
+                    <a:stretch>
+                      <a:fillRect/>
+                    </a:stretch>
+                  </pic:blipFill>
+                  <pic:spPr>
+                    <a:xfrm>
+                      <a:off x="0" y="0"/>
+                      <a:ext cx="5400040" cy="1828165"/>
+                    </a:xfrm>
+                    <a:prstGeom prst="rect">
+                      <a:avLst/>
+                    </a:prstGeom>
+                  </pic:spPr>
+                </pic:pic>
+              </a:graphicData>
+            </a:graphic>
+          </wp:inline>
+        </w:drawing>
       </w:r>
     </w:p>
     <w:p>
@@ -1693,6 +1630,62 @@
         </w:rPr>
         <w:t>Um subtítulo usando fonte Sans-serif</w:t>
       </w:r>
+      <w:r>
+        <w:rPr>
+          <w:sz w:val="24"/>
+          <w:szCs w:val="24"/>
+        </w:rPr>
+        <w:t xml:space="preserve">          </w:t>
+      </w:r>
+      <w:r>
+        <w:rPr>
+          <w:noProof/>
+          <w:sz w:val="24"/>
+          <w:szCs w:val="24"/>
+          <w:lang w:eastAsia="pt-BR"/>
+        </w:rPr>
+        <w:drawing>
+          <wp:inline distT="0" distB="0" distL="0" distR="0" wp14:anchorId="6F2928EE" wp14:editId="3820B687">
+            <wp:extent cx="5400040" cy="1402080"/>
+            <wp:effectExtent l="0" t="0" r="0" b="7620"/>
+            <wp:docPr id="2" name="Imagem 2"/>
+            <wp:cNvGraphicFramePr>
+              <a:graphicFrameLocks xmlns:a="http://schemas.openxmlformats.org/drawingml/2006/main" noChangeAspect="1"/>
+            </wp:cNvGraphicFramePr>
+            <a:graphic xmlns:a="http://schemas.openxmlformats.org/drawingml/2006/main">
+              <a:graphicData uri="http://schemas.openxmlformats.org/drawingml/2006/picture">
+                <pic:pic xmlns:pic="http://schemas.openxmlformats.org/drawingml/2006/picture">
+                  <pic:nvPicPr>
+                    <pic:cNvPr id="2" name="Captura de tela 2026-04-02 123059.png"/>
+                    <pic:cNvPicPr/>
+                  </pic:nvPicPr>
+                  <pic:blipFill>
+                    <a:blip r:embed="rId6" cstate="print">
+                      <a:extLst>
+                        <a:ext uri="{28A0092B-C50C-407E-A947-70E740481C1C}">
+                          <a14:useLocalDpi xmlns:a14="http://schemas.microsoft.com/office/drawing/2010/main" val="0"/>
+                        </a:ext>
+                      </a:extLst>
+                    </a:blip>
+                    <a:stretch>
+                      <a:fillRect/>
+                    </a:stretch>
+                  </pic:blipFill>
+                  <pic:spPr>
+                    <a:xfrm>
+                      <a:off x="0" y="0"/>
+                      <a:ext cx="5400040" cy="1402080"/>
+                    </a:xfrm>
+                    <a:prstGeom prst="rect">
+                      <a:avLst/>
+                    </a:prstGeom>
+                  </pic:spPr>
+                </pic:pic>
+              </a:graphicData>
+            </a:graphic>
+          </wp:inline>
+        </w:drawing>
+      </w:r>
     </w:p>
     <w:p>
       <w:pPr>
@@ -1711,6 +1704,62 @@
           <w:szCs w:val="24"/>
         </w:rPr>
         <w:t>Um parágrafo usando fonte Serifada</w:t>
+      </w:r>
+      <w:r>
+        <w:rPr>
+          <w:sz w:val="24"/>
+          <w:szCs w:val="24"/>
+        </w:rPr>
+        <w:t xml:space="preserve">         </w:t>
+      </w:r>
+      <w:r>
+        <w:rPr>
+          <w:noProof/>
+          <w:sz w:val="24"/>
+          <w:szCs w:val="24"/>
+          <w:lang w:eastAsia="pt-BR"/>
+        </w:rPr>
+        <w:drawing>
+          <wp:inline distT="0" distB="0" distL="0" distR="0" wp14:anchorId="703EADEC" wp14:editId="111BEDBF">
+            <wp:extent cx="5400040" cy="2461895"/>
+            <wp:effectExtent l="0" t="0" r="0" b="0"/>
+            <wp:docPr id="3" name="Imagem 3"/>
+            <wp:cNvGraphicFramePr>
+              <a:graphicFrameLocks xmlns:a="http://schemas.openxmlformats.org/drawingml/2006/main" noChangeAspect="1"/>
+            </wp:cNvGraphicFramePr>
+            <a:graphic xmlns:a="http://schemas.openxmlformats.org/drawingml/2006/main">
+              <a:graphicData uri="http://schemas.openxmlformats.org/drawingml/2006/picture">
+                <pic:pic xmlns:pic="http://schemas.openxmlformats.org/drawingml/2006/picture">
+                  <pic:nvPicPr>
+                    <pic:cNvPr id="3" name="Captura de tela 2026-04-02 123045.png"/>
+                    <pic:cNvPicPr/>
+                  </pic:nvPicPr>
+                  <pic:blipFill>
+                    <a:blip r:embed="rId7" cstate="print">
+                      <a:extLst>
+                        <a:ext uri="{28A0092B-C50C-407E-A947-70E740481C1C}">
+                          <a14:useLocalDpi xmlns:a14="http://schemas.microsoft.com/office/drawing/2010/main" val="0"/>
+                        </a:ext>
+                      </a:extLst>
+                    </a:blip>
+                    <a:stretch>
+                      <a:fillRect/>
+                    </a:stretch>
+                  </pic:blipFill>
+                  <pic:spPr>
+                    <a:xfrm>
+                      <a:off x="0" y="0"/>
+                      <a:ext cx="5400040" cy="2461895"/>
+                    </a:xfrm>
+                    <a:prstGeom prst="rect">
+                      <a:avLst/>
+                    </a:prstGeom>
+                  </pic:spPr>
+                </pic:pic>
+              </a:graphicData>
+            </a:graphic>
+          </wp:inline>
+        </w:drawing>
       </w:r>
     </w:p>
     <w:p>
@@ -2491,155 +2540,6 @@
     </w:lvl>
   </w:abstractNum>
   <w:abstractNum w:abstractNumId="5" w15:restartNumberingAfterBreak="0">
-    <w:nsid w:val="11EC3D77"/>
-    <w:multiLevelType w:val="multilevel"/>
-    <w:tmpl w:val="61E27C86"/>
-    <w:lvl w:ilvl="0">
-      <w:start w:val="1"/>
-      <w:numFmt w:val="bullet"/>
-      <w:lvlText w:val=""/>
-      <w:lvlJc w:val="left"/>
-      <w:pPr>
-        <w:tabs>
-          <w:tab w:val="num" w:pos="720"/>
-        </w:tabs>
-        <w:ind w:left="720" w:hanging="360"/>
-      </w:pPr>
-      <w:rPr>
-        <w:rFonts w:ascii="Symbol" w:hAnsi="Symbol" w:hint="default"/>
-        <w:sz w:val="20"/>
-      </w:rPr>
-    </w:lvl>
-    <w:lvl w:ilvl="1" w:tentative="1">
-      <w:start w:val="1"/>
-      <w:numFmt w:val="bullet"/>
-      <w:lvlText w:val="o"/>
-      <w:lvlJc w:val="left"/>
-      <w:pPr>
-        <w:tabs>
-          <w:tab w:val="num" w:pos="1440"/>
-        </w:tabs>
-        <w:ind w:left="1440" w:hanging="360"/>
-      </w:pPr>
-      <w:rPr>
-        <w:rFonts w:ascii="Courier New" w:hAnsi="Courier New" w:hint="default"/>
-        <w:sz w:val="20"/>
-      </w:rPr>
-    </w:lvl>
-    <w:lvl w:ilvl="2" w:tentative="1">
-      <w:start w:val="1"/>
-      <w:numFmt w:val="bullet"/>
-      <w:lvlText w:val=""/>
-      <w:lvlJc w:val="left"/>
-      <w:pPr>
-        <w:tabs>
-          <w:tab w:val="num" w:pos="2160"/>
-        </w:tabs>
-        <w:ind w:left="2160" w:hanging="360"/>
-      </w:pPr>
-      <w:rPr>
-        <w:rFonts w:ascii="Wingdings" w:hAnsi="Wingdings" w:hint="default"/>
-        <w:sz w:val="20"/>
-      </w:rPr>
-    </w:lvl>
-    <w:lvl w:ilvl="3" w:tentative="1">
-      <w:start w:val="1"/>
-      <w:numFmt w:val="bullet"/>
-      <w:lvlText w:val=""/>
-      <w:lvlJc w:val="left"/>
-      <w:pPr>
-        <w:tabs>
-          <w:tab w:val="num" w:pos="2880"/>
-        </w:tabs>
-        <w:ind w:left="2880" w:hanging="360"/>
-      </w:pPr>
-      <w:rPr>
-        <w:rFonts w:ascii="Wingdings" w:hAnsi="Wingdings" w:hint="default"/>
-        <w:sz w:val="20"/>
-      </w:rPr>
-    </w:lvl>
-    <w:lvl w:ilvl="4" w:tentative="1">
-      <w:start w:val="1"/>
-      <w:numFmt w:val="bullet"/>
-      <w:lvlText w:val=""/>
-      <w:lvlJc w:val="left"/>
-      <w:pPr>
-        <w:tabs>
-          <w:tab w:val="num" w:pos="3600"/>
-        </w:tabs>
-        <w:ind w:left="3600" w:hanging="360"/>
-      </w:pPr>
-      <w:rPr>
-        <w:rFonts w:ascii="Wingdings" w:hAnsi="Wingdings" w:hint="default"/>
-        <w:sz w:val="20"/>
-      </w:rPr>
-    </w:lvl>
-    <w:lvl w:ilvl="5" w:tentative="1">
-      <w:start w:val="1"/>
-      <w:numFmt w:val="bullet"/>
-      <w:lvlText w:val=""/>
-      <w:lvlJc w:val="left"/>
-      <w:pPr>
-        <w:tabs>
-          <w:tab w:val="num" w:pos="4320"/>
-        </w:tabs>
-        <w:ind w:left="4320" w:hanging="360"/>
-      </w:pPr>
-      <w:rPr>
-        <w:rFonts w:ascii="Wingdings" w:hAnsi="Wingdings" w:hint="default"/>
-        <w:sz w:val="20"/>
-      </w:rPr>
-    </w:lvl>
-    <w:lvl w:ilvl="6" w:tentative="1">
-      <w:start w:val="1"/>
-      <w:numFmt w:val="bullet"/>
-      <w:lvlText w:val=""/>
-      <w:lvlJc w:val="left"/>
-      <w:pPr>
-        <w:tabs>
-          <w:tab w:val="num" w:pos="5040"/>
-        </w:tabs>
-        <w:ind w:left="5040" w:hanging="360"/>
-      </w:pPr>
-      <w:rPr>
-        <w:rFonts w:ascii="Wingdings" w:hAnsi="Wingdings" w:hint="default"/>
-        <w:sz w:val="20"/>
-      </w:rPr>
-    </w:lvl>
-    <w:lvl w:ilvl="7" w:tentative="1">
-      <w:start w:val="1"/>
-      <w:numFmt w:val="bullet"/>
-      <w:lvlText w:val=""/>
-      <w:lvlJc w:val="left"/>
-      <w:pPr>
-        <w:tabs>
-          <w:tab w:val="num" w:pos="5760"/>
-        </w:tabs>
-        <w:ind w:left="5760" w:hanging="360"/>
-      </w:pPr>
-      <w:rPr>
-        <w:rFonts w:ascii="Wingdings" w:hAnsi="Wingdings" w:hint="default"/>
-        <w:sz w:val="20"/>
-      </w:rPr>
-    </w:lvl>
-    <w:lvl w:ilvl="8" w:tentative="1">
-      <w:start w:val="1"/>
-      <w:numFmt w:val="bullet"/>
-      <w:lvlText w:val=""/>
-      <w:lvlJc w:val="left"/>
-      <w:pPr>
-        <w:tabs>
-          <w:tab w:val="num" w:pos="6480"/>
-        </w:tabs>
-        <w:ind w:left="6480" w:hanging="360"/>
-      </w:pPr>
-      <w:rPr>
-        <w:rFonts w:ascii="Wingdings" w:hAnsi="Wingdings" w:hint="default"/>
-        <w:sz w:val="20"/>
-      </w:rPr>
-    </w:lvl>
-  </w:abstractNum>
-  <w:abstractNum w:abstractNumId="6" w15:restartNumberingAfterBreak="0">
     <w:nsid w:val="14AE7A4F"/>
     <w:multiLevelType w:val="multilevel"/>
     <w:tmpl w:val="FF6EC754"/>
@@ -2788,156 +2688,7 @@
       </w:rPr>
     </w:lvl>
   </w:abstractNum>
-  <w:abstractNum w:abstractNumId="7" w15:restartNumberingAfterBreak="0">
-    <w:nsid w:val="17DD3DC8"/>
-    <w:multiLevelType w:val="multilevel"/>
-    <w:tmpl w:val="A66E6302"/>
-    <w:lvl w:ilvl="0">
-      <w:start w:val="1"/>
-      <w:numFmt w:val="bullet"/>
-      <w:lvlText w:val=""/>
-      <w:lvlJc w:val="left"/>
-      <w:pPr>
-        <w:tabs>
-          <w:tab w:val="num" w:pos="720"/>
-        </w:tabs>
-        <w:ind w:left="720" w:hanging="360"/>
-      </w:pPr>
-      <w:rPr>
-        <w:rFonts w:ascii="Symbol" w:hAnsi="Symbol" w:hint="default"/>
-        <w:sz w:val="20"/>
-      </w:rPr>
-    </w:lvl>
-    <w:lvl w:ilvl="1" w:tentative="1">
-      <w:start w:val="1"/>
-      <w:numFmt w:val="bullet"/>
-      <w:lvlText w:val="o"/>
-      <w:lvlJc w:val="left"/>
-      <w:pPr>
-        <w:tabs>
-          <w:tab w:val="num" w:pos="1440"/>
-        </w:tabs>
-        <w:ind w:left="1440" w:hanging="360"/>
-      </w:pPr>
-      <w:rPr>
-        <w:rFonts w:ascii="Courier New" w:hAnsi="Courier New" w:hint="default"/>
-        <w:sz w:val="20"/>
-      </w:rPr>
-    </w:lvl>
-    <w:lvl w:ilvl="2" w:tentative="1">
-      <w:start w:val="1"/>
-      <w:numFmt w:val="bullet"/>
-      <w:lvlText w:val=""/>
-      <w:lvlJc w:val="left"/>
-      <w:pPr>
-        <w:tabs>
-          <w:tab w:val="num" w:pos="2160"/>
-        </w:tabs>
-        <w:ind w:left="2160" w:hanging="360"/>
-      </w:pPr>
-      <w:rPr>
-        <w:rFonts w:ascii="Wingdings" w:hAnsi="Wingdings" w:hint="default"/>
-        <w:sz w:val="20"/>
-      </w:rPr>
-    </w:lvl>
-    <w:lvl w:ilvl="3" w:tentative="1">
-      <w:start w:val="1"/>
-      <w:numFmt w:val="bullet"/>
-      <w:lvlText w:val=""/>
-      <w:lvlJc w:val="left"/>
-      <w:pPr>
-        <w:tabs>
-          <w:tab w:val="num" w:pos="2880"/>
-        </w:tabs>
-        <w:ind w:left="2880" w:hanging="360"/>
-      </w:pPr>
-      <w:rPr>
-        <w:rFonts w:ascii="Wingdings" w:hAnsi="Wingdings" w:hint="default"/>
-        <w:sz w:val="20"/>
-      </w:rPr>
-    </w:lvl>
-    <w:lvl w:ilvl="4" w:tentative="1">
-      <w:start w:val="1"/>
-      <w:numFmt w:val="bullet"/>
-      <w:lvlText w:val=""/>
-      <w:lvlJc w:val="left"/>
-      <w:pPr>
-        <w:tabs>
-          <w:tab w:val="num" w:pos="3600"/>
-        </w:tabs>
-        <w:ind w:left="3600" w:hanging="360"/>
-      </w:pPr>
-      <w:rPr>
-        <w:rFonts w:ascii="Wingdings" w:hAnsi="Wingdings" w:hint="default"/>
-        <w:sz w:val="20"/>
-      </w:rPr>
-    </w:lvl>
-    <w:lvl w:ilvl="5" w:tentative="1">
-      <w:start w:val="1"/>
-      <w:numFmt w:val="bullet"/>
-      <w:lvlText w:val=""/>
-      <w:lvlJc w:val="left"/>
-      <w:pPr>
-        <w:tabs>
-          <w:tab w:val="num" w:pos="4320"/>
-        </w:tabs>
-        <w:ind w:left="4320" w:hanging="360"/>
-      </w:pPr>
-      <w:rPr>
-        <w:rFonts w:ascii="Wingdings" w:hAnsi="Wingdings" w:hint="default"/>
-        <w:sz w:val="20"/>
-      </w:rPr>
-    </w:lvl>
-    <w:lvl w:ilvl="6" w:tentative="1">
-      <w:start w:val="1"/>
-      <w:numFmt w:val="bullet"/>
-      <w:lvlText w:val=""/>
-      <w:lvlJc w:val="left"/>
-      <w:pPr>
-        <w:tabs>
-          <w:tab w:val="num" w:pos="5040"/>
-        </w:tabs>
-        <w:ind w:left="5040" w:hanging="360"/>
-      </w:pPr>
-      <w:rPr>
-        <w:rFonts w:ascii="Wingdings" w:hAnsi="Wingdings" w:hint="default"/>
-        <w:sz w:val="20"/>
-      </w:rPr>
-    </w:lvl>
-    <w:lvl w:ilvl="7" w:tentative="1">
-      <w:start w:val="1"/>
-      <w:numFmt w:val="bullet"/>
-      <w:lvlText w:val=""/>
-      <w:lvlJc w:val="left"/>
-      <w:pPr>
-        <w:tabs>
-          <w:tab w:val="num" w:pos="5760"/>
-        </w:tabs>
-        <w:ind w:left="5760" w:hanging="360"/>
-      </w:pPr>
-      <w:rPr>
-        <w:rFonts w:ascii="Wingdings" w:hAnsi="Wingdings" w:hint="default"/>
-        <w:sz w:val="20"/>
-      </w:rPr>
-    </w:lvl>
-    <w:lvl w:ilvl="8" w:tentative="1">
-      <w:start w:val="1"/>
-      <w:numFmt w:val="bullet"/>
-      <w:lvlText w:val=""/>
-      <w:lvlJc w:val="left"/>
-      <w:pPr>
-        <w:tabs>
-          <w:tab w:val="num" w:pos="6480"/>
-        </w:tabs>
-        <w:ind w:left="6480" w:hanging="360"/>
-      </w:pPr>
-      <w:rPr>
-        <w:rFonts w:ascii="Wingdings" w:hAnsi="Wingdings" w:hint="default"/>
-        <w:sz w:val="20"/>
-      </w:rPr>
-    </w:lvl>
-  </w:abstractNum>
-  <w:abstractNum w:abstractNumId="8" w15:restartNumberingAfterBreak="0">
+  <w:abstractNum w:abstractNumId="6" w15:restartNumberingAfterBreak="0">
     <w:nsid w:val="19300A27"/>
     <w:multiLevelType w:val="multilevel"/>
     <w:tmpl w:val="376A4076"/>
@@ -3086,7 +2837,7 @@
       </w:rPr>
     </w:lvl>
   </w:abstractNum>
-  <w:abstractNum w:abstractNumId="9" w15:restartNumberingAfterBreak="0">
+  <w:abstractNum w:abstractNumId="7" w15:restartNumberingAfterBreak="0">
     <w:nsid w:val="23DB4EC4"/>
     <w:multiLevelType w:val="multilevel"/>
     <w:tmpl w:val="D0389368"/>
@@ -3235,7 +2986,7 @@
       </w:rPr>
     </w:lvl>
   </w:abstractNum>
-  <w:abstractNum w:abstractNumId="10" w15:restartNumberingAfterBreak="0">
+  <w:abstractNum w:abstractNumId="8" w15:restartNumberingAfterBreak="0">
     <w:nsid w:val="250908B5"/>
     <w:multiLevelType w:val="multilevel"/>
     <w:tmpl w:val="4B0A3D8C"/>
@@ -3384,7 +3135,7 @@
       </w:rPr>
     </w:lvl>
   </w:abstractNum>
-  <w:abstractNum w:abstractNumId="11" w15:restartNumberingAfterBreak="0">
+  <w:abstractNum w:abstractNumId="9" w15:restartNumberingAfterBreak="0">
     <w:nsid w:val="37BB3C95"/>
     <w:multiLevelType w:val="multilevel"/>
     <w:tmpl w:val="CF629986"/>
@@ -3533,7 +3284,7 @@
       </w:rPr>
     </w:lvl>
   </w:abstractNum>
-  <w:abstractNum w:abstractNumId="12" w15:restartNumberingAfterBreak="0">
+  <w:abstractNum w:abstractNumId="10" w15:restartNumberingAfterBreak="0">
     <w:nsid w:val="6E46541C"/>
     <w:multiLevelType w:val="multilevel"/>
     <w:tmpl w:val="F45888F8"/>
@@ -3682,7 +3433,7 @@
       </w:rPr>
     </w:lvl>
   </w:abstractNum>
-  <w:abstractNum w:abstractNumId="13" w15:restartNumberingAfterBreak="0">
+  <w:abstractNum w:abstractNumId="11" w15:restartNumberingAfterBreak="0">
     <w:nsid w:val="79C07E99"/>
     <w:multiLevelType w:val="multilevel"/>
     <w:tmpl w:val="0968380E"/>
@@ -3809,37 +3560,31 @@
     <w:abstractNumId w:val="4"/>
   </w:num>
   <w:num w:numId="4">
-    <w:abstractNumId w:val="10"/>
+    <w:abstractNumId w:val="8"/>
   </w:num>
   <w:num w:numId="5">
-    <w:abstractNumId w:val="11"/>
+    <w:abstractNumId w:val="9"/>
   </w:num>
   <w:num w:numId="6">
-    <w:abstractNumId w:val="12"/>
+    <w:abstractNumId w:val="10"/>
   </w:num>
   <w:num w:numId="7">
     <w:abstractNumId w:val="3"/>
   </w:num>
   <w:num w:numId="8">
-    <w:abstractNumId w:val="9"/>
+    <w:abstractNumId w:val="7"/>
   </w:num>
   <w:num w:numId="9">
-    <w:abstractNumId w:val="8"/>
+    <w:abstractNumId w:val="6"/>
   </w:num>
   <w:num w:numId="10">
-    <w:abstractNumId w:val="6"/>
+    <w:abstractNumId w:val="5"/>
   </w:num>
   <w:num w:numId="11">
-    <w:abstractNumId w:val="13"/>
+    <w:abstractNumId w:val="11"/>
   </w:num>
   <w:num w:numId="12">
     <w:abstractNumId w:val="2"/>
-  </w:num>
-  <w:num w:numId="13">
-    <w:abstractNumId w:val="7"/>
-  </w:num>
-  <w:num w:numId="14">
-    <w:abstractNumId w:val="5"/>
   </w:num>
 </w:numbering>
 </file>
@@ -4756,32 +4501,24 @@
       <w:spacing w:val="5"/>
     </w:rPr>
   </w:style>
-  <w:style w:type="character" w:styleId="Forte">
-    <w:name w:val="Strong"/>
-    <w:basedOn w:val="Fontepargpadro"/>
-    <w:uiPriority w:val="22"/>
-    <w:qFormat/>
-    <w:rsid w:val="00AC5398"/>
-    <w:rPr>
-      <w:b/>
-      <w:bCs/>
-    </w:rPr>
-  </w:style>
-  <w:style w:type="character" w:styleId="nfase">
-    <w:name w:val="Emphasis"/>
-    <w:basedOn w:val="Fontepargpadro"/>
-    <w:uiPriority w:val="20"/>
-    <w:qFormat/>
-    <w:rsid w:val="00AC5398"/>
-    <w:rPr>
-      <w:i/>
-      <w:iCs/>
-    </w:rPr>
-  </w:style>
-  <w:style w:type="character" w:customStyle="1" w:styleId="t286pc">
-    <w:name w:val="t286pc"/>
-    <w:basedOn w:val="Fontepargpadro"/>
-    <w:rsid w:val="0062632D"/>
+  <w:style w:type="table" w:styleId="Tabelacomgrade">
+    <w:name w:val="Table Grid"/>
+    <w:basedOn w:val="Tabelanormal"/>
+    <w:uiPriority w:val="39"/>
+    <w:rsid w:val="002F4D91"/>
+    <w:pPr>
+      <w:spacing w:after="0" w:line="240" w:lineRule="auto"/>
+    </w:pPr>
+    <w:tblPr>
+      <w:tblBorders>
+        <w:top w:val="single" w:sz="4" w:space="0" w:color="auto"/>
+        <w:left w:val="single" w:sz="4" w:space="0" w:color="auto"/>
+        <w:bottom w:val="single" w:sz="4" w:space="0" w:color="auto"/>
+        <w:right w:val="single" w:sz="4" w:space="0" w:color="auto"/>
+        <w:insideH w:val="single" w:sz="4" w:space="0" w:color="auto"/>
+        <w:insideV w:val="single" w:sz="4" w:space="0" w:color="auto"/>
+      </w:tblBorders>
+    </w:tblPr>
   </w:style>
 </w:styles>
 </file>
